--- a/114學年度IGP-七年級國文（已填寫）.docx
+++ b/114學年度IGP-七年級國文（已填寫）.docx
@@ -884,7 +884,7 @@
                     <w:spacing w:line="240" w:lineRule="atLeast"/>
                     <w:jc w:val="center"/>
                     <w:rPr>
-                      <w:rFonts w:ascii="標楷體" w:eastAsia="標楷體" w:hAnsi="標楷體" w:hint="eastAsia"/>
+                      <w:rFonts w:ascii="標楷體" w:eastAsia="標楷體" w:hAnsi="標楷體"/>
                       <w:color w:val="000000" w:themeColor="text1"/>
                       <w:szCs w:val="20"/>
                     </w:rPr>
@@ -1929,7 +1929,7 @@
               <w:widowControl/>
               <w:spacing w:before="100" w:beforeAutospacing="1"/>
               <w:rPr>
-                <w:rFonts w:ascii="標楷體" w:eastAsia="標楷體" w:hAnsi="標楷體" w:cs="新細明體" w:hint="eastAsia"/>
+                <w:rFonts w:ascii="標楷體" w:eastAsia="標楷體" w:hAnsi="標楷體" w:cs="新細明體"/>
                 <w:color w:val="1F1F1F"/>
                 <w:szCs w:val="24"/>
               </w:rPr>
@@ -2488,7 +2488,6 @@
                 <w:szCs w:val="24"/>
               </w:rPr>
             </w:pPr>
-            <w:bookmarkStart w:id="0" w:name="_GoBack"/>
             <w:proofErr w:type="gramStart"/>
             <w:r>
               <w:rPr>
@@ -2520,7 +2519,6 @@
               <w:t>核心素養</w:t>
             </w:r>
           </w:p>
-          <w:bookmarkEnd w:id="0"/>
           <w:p>
             <w:pPr>
               <w:spacing w:line="240" w:lineRule="atLeast"/>
@@ -2602,30 +2600,290 @@
             <w:vAlign w:val="center"/>
           </w:tcPr>
           <w:p>
-            <w:r>
+            <w:pPr>
+              <w:rPr>
+                <w:rFonts w:ascii="標楷體" w:eastAsia="標楷體" w:hAnsi="標楷體"/>
+              </w:rPr>
+            </w:pPr>
+            <w:r>
+              <w:rPr>
+                <w:rFonts w:ascii="標楷體" w:eastAsia="標楷體" w:hAnsi="標楷體"/>
+              </w:rPr>
               <w:t>【情意發展】</w:t>
+            </w:r>
+            <w:r>
+              <w:rPr>
+                <w:rFonts w:ascii="標楷體" w:eastAsia="標楷體" w:hAnsi="標楷體"/>
+              </w:rPr>
               <w:br/>
-              <w:t>1. 特情-J-A1：具備對成功的合宜觀點，有效擬定自我精進計畫，發展優勢、面對弱勢。具備樂觀思考、並能激發正向情緒，追求精進、挑戰與心靈成長。</w:t>
+              <w:t xml:space="preserve">1. </w:t>
+            </w:r>
+            <w:r>
+              <w:rPr>
+                <w:rFonts w:ascii="標楷體" w:eastAsia="標楷體" w:hAnsi="標楷體"/>
+              </w:rPr>
+              <w:t>特情</w:t>
+            </w:r>
+            <w:r>
+              <w:rPr>
+                <w:rFonts w:ascii="標楷體" w:eastAsia="標楷體" w:hAnsi="標楷體"/>
+              </w:rPr>
+              <w:t>-J-A1</w:t>
+            </w:r>
+            <w:r>
+              <w:rPr>
+                <w:rFonts w:ascii="標楷體" w:eastAsia="標楷體" w:hAnsi="標楷體"/>
+              </w:rPr>
+              <w:t>：具備對成功的合宜觀點，有效擬定自我精進計畫，發展優勢、面對弱勢。具備樂觀思考、並能激發正向情緒，追求精進、挑戰與心靈成長。</w:t>
+            </w:r>
+            <w:r>
+              <w:rPr>
+                <w:rFonts w:ascii="標楷體" w:eastAsia="標楷體" w:hAnsi="標楷體"/>
+              </w:rPr>
               <w:br/>
-              <w:t>2. 特情-J-A2：具備對壓力的多元觀點，發展應對壓力的多元策略，反思挫敗的意義，面對並有效調適負面情緒，持續強化生命韌性，解決問題。</w:t>
+              <w:t xml:space="preserve">2. </w:t>
+            </w:r>
+            <w:r>
+              <w:rPr>
+                <w:rFonts w:ascii="標楷體" w:eastAsia="標楷體" w:hAnsi="標楷體"/>
+              </w:rPr>
+              <w:t>特情</w:t>
+            </w:r>
+            <w:r>
+              <w:rPr>
+                <w:rFonts w:ascii="標楷體" w:eastAsia="標楷體" w:hAnsi="標楷體"/>
+              </w:rPr>
+              <w:t>-J-A2</w:t>
+            </w:r>
+            <w:r>
+              <w:rPr>
+                <w:rFonts w:ascii="標楷體" w:eastAsia="標楷體" w:hAnsi="標楷體"/>
+              </w:rPr>
+              <w:t>：具備對壓力的多元觀點，發展應對壓力的多元策略，反思挫敗的意義，面對並有效調適負面情緒，持續強化生命韌性，解決問題。</w:t>
+            </w:r>
+            <w:r>
+              <w:rPr>
+                <w:rFonts w:ascii="標楷體" w:eastAsia="標楷體" w:hAnsi="標楷體"/>
+              </w:rPr>
               <w:br/>
-              <w:t>3. 特情-J-A3：具備主動與執行規劃學習的能力，發展對努力與成就關聯的合宜觀點，透過多元管道試探生涯發展的機會與目標。</w:t>
+              <w:t xml:space="preserve">3. </w:t>
+            </w:r>
+            <w:r>
+              <w:rPr>
+                <w:rFonts w:ascii="標楷體" w:eastAsia="標楷體" w:hAnsi="標楷體"/>
+              </w:rPr>
+              <w:t>特情</w:t>
+            </w:r>
+            <w:r>
+              <w:rPr>
+                <w:rFonts w:ascii="標楷體" w:eastAsia="標楷體" w:hAnsi="標楷體"/>
+              </w:rPr>
+              <w:t>-J-A3</w:t>
+            </w:r>
+            <w:r>
+              <w:rPr>
+                <w:rFonts w:ascii="標楷體" w:eastAsia="標楷體" w:hAnsi="標楷體"/>
+              </w:rPr>
+              <w:t>：具備主動與執行規劃學習的能力，發展對努力與成就關聯的合宜觀點，透過多元管道試探生涯發展的機會與目標。</w:t>
+            </w:r>
+            <w:r>
+              <w:rPr>
+                <w:rFonts w:ascii="標楷體" w:eastAsia="標楷體" w:hAnsi="標楷體"/>
+              </w:rPr>
               <w:br/>
-              <w:t>4. 特情-J-B1：適切表達意見與感受，並能以同理的態度溝通，促進良好的人際關係。</w:t>
+              <w:t xml:space="preserve">4. </w:t>
+            </w:r>
+            <w:r>
+              <w:rPr>
+                <w:rFonts w:ascii="標楷體" w:eastAsia="標楷體" w:hAnsi="標楷體"/>
+              </w:rPr>
+              <w:t>特情</w:t>
+            </w:r>
+            <w:r>
+              <w:rPr>
+                <w:rFonts w:ascii="標楷體" w:eastAsia="標楷體" w:hAnsi="標楷體"/>
+              </w:rPr>
+              <w:t>-J-B1</w:t>
+            </w:r>
+            <w:r>
+              <w:rPr>
+                <w:rFonts w:ascii="標楷體" w:eastAsia="標楷體" w:hAnsi="標楷體"/>
+              </w:rPr>
+              <w:t>：適切表達意見與感受，並能以同理的態度溝通，促進良好的人際關係。</w:t>
+            </w:r>
+            <w:r>
+              <w:rPr>
+                <w:rFonts w:ascii="標楷體" w:eastAsia="標楷體" w:hAnsi="標楷體"/>
+              </w:rPr>
               <w:br/>
-              <w:t>5. 特情-J-B3：運作多種能力與形式，在個人或團體情境展現美感，分享美的經驗與體會。</w:t>
+              <w:t xml:space="preserve">5. </w:t>
+            </w:r>
+            <w:r>
+              <w:rPr>
+                <w:rFonts w:ascii="標楷體" w:eastAsia="標楷體" w:hAnsi="標楷體"/>
+              </w:rPr>
+              <w:t>特情</w:t>
+            </w:r>
+            <w:r>
+              <w:rPr>
+                <w:rFonts w:ascii="標楷體" w:eastAsia="標楷體" w:hAnsi="標楷體"/>
+              </w:rPr>
+              <w:t>-J-B3</w:t>
+            </w:r>
+            <w:r>
+              <w:rPr>
+                <w:rFonts w:ascii="標楷體" w:eastAsia="標楷體" w:hAnsi="標楷體"/>
+              </w:rPr>
+              <w:t>：運作多種能力與形式，在個人或團體情境展現美感，分享美的經驗與體會。</w:t>
+            </w:r>
+            <w:r>
+              <w:rPr>
+                <w:rFonts w:ascii="標楷體" w:eastAsia="標楷體" w:hAnsi="標楷體"/>
+              </w:rPr>
               <w:br/>
+            </w:r>
+            <w:r>
+              <w:rPr>
+                <w:rFonts w:ascii="標楷體" w:eastAsia="標楷體" w:hAnsi="標楷體"/>
+              </w:rPr>
               <w:t>【創造力】</w:t>
+            </w:r>
+            <w:r>
+              <w:rPr>
+                <w:rFonts w:ascii="標楷體" w:eastAsia="標楷體" w:hAnsi="標楷體"/>
+              </w:rPr>
               <w:br/>
-              <w:t>6. 特創-J-A1：具備盡情展現創造性人格特質的人性觀與自我觀，敏覺不尋常之處且追根究底，並主動接受與執行挑戰性任務。</w:t>
+              <w:t xml:space="preserve">6. </w:t>
+            </w:r>
+            <w:r>
+              <w:rPr>
+                <w:rFonts w:ascii="標楷體" w:eastAsia="標楷體" w:hAnsi="標楷體"/>
+              </w:rPr>
+              <w:t>特創</w:t>
+            </w:r>
+            <w:r>
+              <w:rPr>
+                <w:rFonts w:ascii="標楷體" w:eastAsia="標楷體" w:hAnsi="標楷體"/>
+              </w:rPr>
+              <w:t>-J-A1</w:t>
+            </w:r>
+            <w:r>
+              <w:rPr>
+                <w:rFonts w:ascii="標楷體" w:eastAsia="標楷體" w:hAnsi="標楷體"/>
+              </w:rPr>
+              <w:t>：具備盡情展現創造性人格特質的人性觀與自我觀，敏</w:t>
+            </w:r>
+            <w:r>
+              <w:rPr>
+                <w:rFonts w:ascii="標楷體" w:eastAsia="標楷體" w:hAnsi="標楷體"/>
+              </w:rPr>
+              <w:t>覺不尋常之處且追根究底，並主動接受與執行挑戰性任務。</w:t>
+            </w:r>
+            <w:r>
+              <w:rPr>
+                <w:rFonts w:ascii="標楷體" w:eastAsia="標楷體" w:hAnsi="標楷體"/>
+              </w:rPr>
               <w:br/>
-              <w:t>7. 特創-J-A2：具備批判思考能力與習慣，區辨關鍵性問題，構思反省各種困難與解決策略，有效重組與提出最可能的問題解決模式。</w:t>
+              <w:t xml:space="preserve">7. </w:t>
+            </w:r>
+            <w:r>
+              <w:rPr>
+                <w:rFonts w:ascii="標楷體" w:eastAsia="標楷體" w:hAnsi="標楷體"/>
+              </w:rPr>
+              <w:t>特創</w:t>
+            </w:r>
+            <w:r>
+              <w:rPr>
+                <w:rFonts w:ascii="標楷體" w:eastAsia="標楷體" w:hAnsi="標楷體"/>
+              </w:rPr>
+              <w:t>-J-A2</w:t>
+            </w:r>
+            <w:r>
+              <w:rPr>
+                <w:rFonts w:ascii="標楷體" w:eastAsia="標楷體" w:hAnsi="標楷體"/>
+              </w:rPr>
+              <w:t>：具備批判思考能力與習慣，區辨關鍵性問題，構思反省各種困難與解決策略，有效重組與提出最可能的問題解決模式。</w:t>
+            </w:r>
+            <w:r>
+              <w:rPr>
+                <w:rFonts w:ascii="標楷體" w:eastAsia="標楷體" w:hAnsi="標楷體"/>
+              </w:rPr>
               <w:br/>
-              <w:t>8. 特創-J-A3：具備規劃及執行創意產品的能力，從不同角度與新穎獨特方式解決問題，發揮主動學習與創新求變的素養。</w:t>
+              <w:t xml:space="preserve">8. </w:t>
+            </w:r>
+            <w:r>
+              <w:rPr>
+                <w:rFonts w:ascii="標楷體" w:eastAsia="標楷體" w:hAnsi="標楷體"/>
+              </w:rPr>
+              <w:t>特創</w:t>
+            </w:r>
+            <w:r>
+              <w:rPr>
+                <w:rFonts w:ascii="標楷體" w:eastAsia="標楷體" w:hAnsi="標楷體"/>
+              </w:rPr>
+              <w:t>-J-A3</w:t>
+            </w:r>
+            <w:r>
+              <w:rPr>
+                <w:rFonts w:ascii="標楷體" w:eastAsia="標楷體" w:hAnsi="標楷體"/>
+              </w:rPr>
+              <w:t>：具備規劃及執行創意產品的能力，從不同角度與新穎獨特方式解決問題，發揮主動學習與創新求變的素養。</w:t>
+            </w:r>
+            <w:r>
+              <w:rPr>
+                <w:rFonts w:ascii="標楷體" w:eastAsia="標楷體" w:hAnsi="標楷體"/>
+              </w:rPr>
               <w:br/>
-              <w:t>9. 特創-J-B1：具備運用創造力相關符號表情達意的素養，考量實用價值，分析各種可能性，主動與他人分享及互動。</w:t>
+              <w:t xml:space="preserve">9. </w:t>
+            </w:r>
+            <w:r>
+              <w:rPr>
+                <w:rFonts w:ascii="標楷體" w:eastAsia="標楷體" w:hAnsi="標楷體"/>
+              </w:rPr>
+              <w:t>特創</w:t>
+            </w:r>
+            <w:r>
+              <w:rPr>
+                <w:rFonts w:ascii="標楷體" w:eastAsia="標楷體" w:hAnsi="標楷體"/>
+              </w:rPr>
+              <w:t>-J-B1</w:t>
+            </w:r>
+            <w:r>
+              <w:rPr>
+                <w:rFonts w:ascii="標楷體" w:eastAsia="標楷體" w:hAnsi="標楷體"/>
+              </w:rPr>
+              <w:t>：具備運用創造力相關符號表情達意的素養，考量實用價值，分析各種可能性，主動與他人分享及互動。</w:t>
+            </w:r>
+            <w:r>
+              <w:rPr>
+                <w:rFonts w:ascii="標楷體" w:eastAsia="標楷體" w:hAnsi="標楷體"/>
+              </w:rPr>
               <w:br/>
-              <w:t>10. 特創-J-B3：具備賞析創造性藝術的能力，培養創作興趣，時時保有美感敏覺性，透過對創意成果的反思與分享，印證生活處處皆創造的經驗與審美觀。</w:t>
+              <w:t xml:space="preserve">10. </w:t>
+            </w:r>
+            <w:r>
+              <w:rPr>
+                <w:rFonts w:ascii="標楷體" w:eastAsia="標楷體" w:hAnsi="標楷體"/>
+              </w:rPr>
+              <w:t>特創</w:t>
+            </w:r>
+            <w:r>
+              <w:rPr>
+                <w:rFonts w:ascii="標楷體" w:eastAsia="標楷體" w:hAnsi="標楷體"/>
+              </w:rPr>
+              <w:t>-J-B3</w:t>
+            </w:r>
+            <w:r>
+              <w:rPr>
+                <w:rFonts w:ascii="標楷體" w:eastAsia="標楷體" w:hAnsi="標楷體"/>
+              </w:rPr>
+              <w:t>：具備賞析創造性藝術的能力，培養創作興趣，時時保有美感敏覺性，透過對創意成果</w:t>
+            </w:r>
+            <w:r>
+              <w:rPr>
+                <w:rFonts w:ascii="標楷體" w:eastAsia="標楷體" w:hAnsi="標楷體"/>
+              </w:rPr>
+              <w:t>的反思與分享，印證生活處處皆創造的經驗與審美觀。</w:t>
             </w:r>
           </w:p>
         </w:tc>
@@ -3621,6 +3879,7 @@
                 <w:szCs w:val="20"/>
               </w:rPr>
             </w:pPr>
+            <w:bookmarkStart w:id="0" w:name="_GoBack" w:colFirst="1" w:colLast="1"/>
             <w:r>
               <w:rPr>
                 <w:rFonts w:hint="eastAsia"/>
@@ -3628,6 +3887,7 @@
                 <w:sz w:val="20"/>
                 <w:szCs w:val="20"/>
               </w:rPr>
+              <w:lastRenderedPageBreak/>
               <w:t>1</w:t>
             </w:r>
           </w:p>
@@ -4244,7 +4504,6 @@
                 <w:sz w:val="20"/>
                 <w:szCs w:val="20"/>
               </w:rPr>
-              <w:lastRenderedPageBreak/>
               <w:t>5</w:t>
             </w:r>
           </w:p>
@@ -4719,7 +4978,13 @@
           </w:tcPr>
           <w:p>
             <w:r>
-              <w:t>能進行〈論語選〉語錄的深度詮釋與現代議題連結；運用Padlet進行數位共編思辨討論；完成「仁義禮智」議題深度寫作。</w:t>
+              <w:t>能進行〈論語選〉語錄的深度詮釋與現代議題連結；運用</w:t>
+            </w:r>
+            <w:r>
+              <w:t>Padlet</w:t>
+            </w:r>
+            <w:r>
+              <w:t>進行數位共編思辨討論；完成「仁義禮智」議題深度寫作。</w:t>
             </w:r>
           </w:p>
         </w:tc>
@@ -4861,6 +5126,7 @@
                 <w:sz w:val="20"/>
                 <w:szCs w:val="20"/>
               </w:rPr>
+              <w:lastRenderedPageBreak/>
               <w:t>9</w:t>
             </w:r>
           </w:p>
@@ -5335,7 +5601,13 @@
           </w:tcPr>
           <w:p>
             <w:r>
-              <w:t>能運用PISA閱讀素養題型深化〈心囚〉文本思辨；完成心智圖整合文章核心意象；進行「突破心囚」為主題的口頭發表。</w:t>
+              <w:t>能運用</w:t>
+            </w:r>
+            <w:r>
+              <w:t>PISA</w:t>
+            </w:r>
+            <w:r>
+              <w:t>閱讀素養題型深化〈心囚〉文本思辨；完成心智圖整合文章核心意象；進行「突破心囚」為主題的口頭發表。</w:t>
             </w:r>
           </w:p>
         </w:tc>
@@ -6093,6 +6365,7 @@
                 <w:sz w:val="20"/>
                 <w:szCs w:val="20"/>
               </w:rPr>
+              <w:lastRenderedPageBreak/>
               <w:t>17</w:t>
             </w:r>
           </w:p>
@@ -6259,7 +6532,13 @@
           </w:tcPr>
           <w:p>
             <w:r>
-              <w:t>能針對「交友之道」進行深度思辨討論；撰寫小型議論文，提出個人論點並輔以充分論據；運用Padlet進行線上辯論與觀點碰撞。</w:t>
+              <w:t>能針對「交友之道」進行深度思辨討論；撰寫小型議論文，提出個人論點並輔以充分論據；運用</w:t>
+            </w:r>
+            <w:r>
+              <w:t>Padlet</w:t>
+            </w:r>
+            <w:r>
+              <w:t>進行線上辯論與觀點碰撞。</w:t>
             </w:r>
           </w:p>
         </w:tc>
@@ -6401,7 +6680,6 @@
                 <w:sz w:val="20"/>
                 <w:szCs w:val="20"/>
               </w:rPr>
-              <w:lastRenderedPageBreak/>
               <w:t>19</w:t>
             </w:r>
           </w:p>
@@ -7206,6 +7484,7 @@
                 <w:sz w:val="20"/>
                 <w:szCs w:val="20"/>
               </w:rPr>
+              <w:lastRenderedPageBreak/>
               <w:t>5</w:t>
             </w:r>
           </w:p>
@@ -7372,7 +7651,13 @@
           </w:tcPr>
           <w:p>
             <w:r>
-              <w:t>能仿寫以「童年印象」為主題的散文；透過Canva製作個人主題視覺創作呈現；進行同儕分享與賞評，培養多元表達能力。</w:t>
+              <w:t>能仿寫以「童年印象」為主題的散文；透過</w:t>
+            </w:r>
+            <w:r>
+              <w:t>Canva</w:t>
+            </w:r>
+            <w:r>
+              <w:t>製作個人主題視覺創作呈現；進行同儕分享與賞評，培養多元表達能力。</w:t>
             </w:r>
           </w:p>
         </w:tc>
@@ -8451,7 +8736,13 @@
           </w:tcPr>
           <w:p>
             <w:r>
-              <w:t>能統整多方資料進行石虎保育的深度探究；撰寫環境議題說明報告；透過Padlet共編平台進行環境行動倡議，展現公民參與熱情。</w:t>
+              <w:t>能統整多方資料進行石虎保育的深度探究；撰寫環境議題說明報告；透過</w:t>
+            </w:r>
+            <w:r>
+              <w:t>Padlet</w:t>
+            </w:r>
+            <w:r>
+              <w:t>共編平台進行環境行動倡議，展現公民參與熱情。</w:t>
             </w:r>
           </w:p>
         </w:tc>
@@ -9221,7 +9512,13 @@
           </w:tcPr>
           <w:p>
             <w:r>
-              <w:t>能比較〈摩登土產鳳梨酥〉與〈謝天〉兩篇散文的主題與寫作風格；進行感恩主題的跨文本討論；撰寫「感謝生命中的____」主題散文。</w:t>
+              <w:t>能比較〈摩登土產鳳梨酥〉與〈謝天〉兩篇散文的主題與寫作風格；進行感恩主題的跨文本討論；撰寫「感謝生命中的</w:t>
+            </w:r>
+            <w:r>
+              <w:t>____</w:t>
+            </w:r>
+            <w:r>
+              <w:t>」主題散文。</w:t>
             </w:r>
           </w:p>
         </w:tc>
@@ -9492,6 +9789,7 @@
           </w:p>
         </w:tc>
       </w:tr>
+      <w:bookmarkEnd w:id="0"/>
     </w:tbl>
     <w:p>
       <w:pPr>
